--- a/ky/wisdom-stories/mercedes.docx
+++ b/ky/wisdom-stories/mercedes.docx
@@ -39,7 +39,7 @@
           <w:sz w:val="22"/>
           <w:lang w:val="ky-KG"/>
         </w:rPr>
-        <w:t>Мерседес — анын негиздөөчүсүнүн фамилиясы да, ири автомобиль компаниясынын аты да эмес эле. Бул унааларга ашык болгон бир атанын кызынын аты болчу.</w:t>
+        <w:t>Мерседес — анын негиздөөчүсүнүн фамилиясы да, мурдатан белгилүү бир автомобиль компаниясынын аты да эмес эле. Бул унааларга ашык болгон бир атанын кызынын аты болчу.</w:t>
       </w:r>
     </w:p>
     <w:p>
@@ -171,7 +171,7 @@
           <w:sz w:val="22"/>
           <w:lang w:val="ky-KG"/>
         </w:rPr>
-        <w:t xml:space="preserve">Сабак: </w:t>
+        <w:t>Сабак: Сүйүү менен коюлган ат, сүйүү менен жасалган иш дүйнөнү өзгөртө алат. Атанын мээрими бир атты түбөлүккө калтырды.</w:t>
       </w:r>
       <w:r>
         <w:rPr>
@@ -180,7 +180,6 @@
           <w:sz w:val="22"/>
           <w:lang w:val="ky-KG"/>
         </w:rPr>
-        <w:t>Атанын кызына болгон мээрими анын атын дүйнөгө тааныткан ишке дем берди. Ак сезимден башталган иштин изи узакка калат.</w:t>
       </w:r>
     </w:p>
     <w:p>
@@ -200,7 +199,7 @@
           <w:sz w:val="18"/>
           <w:lang w:val="ky-KG"/>
         </w:rPr>
-        <w:t>Окуя ачык интернет булактарынан алынды.</w:t>
+        <w:t>Аңгемелер ачык интернет булактарынан алынган, иллюстрациялар болсо ЖИ менен түзүлгөн.</w:t>
       </w:r>
     </w:p>
     <w:sectPr>

--- a/ky/wisdom-stories/mercedes.docx
+++ b/ky/wisdom-stories/mercedes.docx
@@ -3,212 +3,110 @@
 <w:document xmlns:wpc="http://schemas.microsoft.com/office/word/2010/wordprocessingCanvas" xmlns:cx="http://schemas.microsoft.com/office/drawing/2014/chartex" xmlns:cx1="http://schemas.microsoft.com/office/drawing/2015/9/8/chartex" xmlns:cx2="http://schemas.microsoft.com/office/drawing/2015/10/21/chartex" xmlns:cx3="http://schemas.microsoft.com/office/drawing/2016/5/9/chartex" xmlns:cx4="http://schemas.microsoft.com/office/drawing/2016/5/10/chartex" xmlns:cx5="http://schemas.microsoft.com/office/drawing/2016/5/11/chartex" xmlns:cx6="http://schemas.microsoft.com/office/drawing/2016/5/12/chartex" xmlns:cx7="http://schemas.microsoft.com/office/drawing/2016/5/13/chartex" xmlns:cx8="http://schemas.microsoft.com/office/drawing/2016/5/14/chartex" xmlns:mc="http://schemas.openxmlformats.org/markup-compatibility/2006" xmlns:aink="http://schemas.microsoft.com/office/drawing/2016/ink" xmlns:am3d="http://schemas.microsoft.com/office/drawing/2017/model3d" xmlns:o="urn:schemas-microsoft-com:office:office" xmlns:oel="http://schemas.microsoft.com/office/2019/extlst" xmlns:r="http://schemas.openxmlformats.org/officeDocument/2006/relationships" xmlns:m="http://schemas.openxmlformats.org/officeDocument/2006/math" xmlns:v="urn:schemas-microsoft-com:vml" xmlns:wp14="http://schemas.microsoft.com/office/word/2010/wordprocessingDrawing" xmlns:wp="http://schemas.openxmlformats.org/drawingml/2006/wordprocessingDrawing" xmlns:w10="urn:schemas-microsoft-com:office:word" xmlns:w="http://schemas.openxmlformats.org/wordprocessingml/2006/main" xmlns:w14="http://schemas.microsoft.com/office/word/2010/wordml" xmlns:w15="http://schemas.microsoft.com/office/word/2012/wordml" xmlns:w16cex="http://schemas.microsoft.com/office/word/2018/wordml/cex" xmlns:w16cid="http://schemas.microsoft.com/office/word/2016/wordml/cid" xmlns:w16="http://schemas.microsoft.com/office/word/2018/wordml" xmlns:w16du="http://schemas.microsoft.com/office/word/2023/wordml/word16du" xmlns:w16sdtdh="http://schemas.microsoft.com/office/word/2020/wordml/sdtdatahash" xmlns:w16sdtfl="http://schemas.microsoft.com/office/word/2024/wordml/sdtformatlock" xmlns:w16se="http://schemas.microsoft.com/office/word/2015/wordml/symex" xmlns:wpg="http://schemas.microsoft.com/office/word/2010/wordprocessingGroup" xmlns:wpi="http://schemas.microsoft.com/office/word/2010/wordprocessingInk" xmlns:wne="http://schemas.microsoft.com/office/word/2006/wordml" xmlns:wps="http://schemas.microsoft.com/office/word/2010/wordprocessingShape" mc:Ignorable="w14 w15 w16se w16cid w16 w16cex w16sdtdh w16sdtfl w16du wp14">
   <w:body>
     <w:p>
-      <w:pPr>
-        <w:pStyle w:val="Title"/>
-        <w:keepNext/>
-        <w:keepLines w:val="0"/>
-        <w:pageBreakBefore w:val="0"/>
-        <w:widowControl/>
-        <w:spacing w:line="269" w:lineRule="auto" w:after="180" w:before="0"/>
-      </w:pPr>
-      <w:bookmarkStart w:id="10129" w:name="Story_130"/>
       <w:r>
         <w:rPr>
-          <w:rFonts w:ascii="Arial" w:hAnsi="Arial"/>
           <w:b/>
-          <w:color w:val="000000"/>
-          <w:sz w:val="34"/>
-          <w:lang w:val="ky-KG"/>
+          <w:bCs/>
         </w:rPr>
         <w:t>Мерседес</w:t>
       </w:r>
-      <w:bookmarkEnd w:id="10129"/>
     </w:p>
     <w:p>
-      <w:pPr>
-        <w:keepNext w:val="0"/>
-        <w:keepLines w:val="0"/>
-        <w:pageBreakBefore w:val="0"/>
-        <w:widowControl/>
-        <w:spacing w:line="269" w:lineRule="auto" w:after="120" w:before="0"/>
-      </w:pPr>
       <w:r>
-        <w:rPr>
-          <w:rFonts w:ascii="Arial" w:eastAsia="Arial" w:hAnsi="Arial"/>
-          <w:color w:val="000000"/>
-          <w:sz w:val="22"/>
-          <w:lang w:val="ky-KG"/>
-        </w:rPr>
-        <w:t>Мерседес — анын негиздөөчүсүнүн фамилиясы да, мурдатан белгилүү бир автомобиль компаниясынын аты да эмес эле. Бул унааларга ашык болгон бир атанын кызынын аты болчу.</w:t>
+        <w:t>«Мерседес» компанияны негиздеген адамдын фамилиясы да, мурда эле бар болгон автоунаа ишканасынын аты да эмес болчу. Бул — автоунаага абдан кызыккан бир атанын кызынын аты эле.</w:t>
       </w:r>
     </w:p>
     <w:p>
-      <w:pPr>
-        <w:keepNext w:val="0"/>
-        <w:keepLines w:val="0"/>
-        <w:pageBreakBefore w:val="0"/>
-        <w:widowControl/>
-        <w:spacing w:line="269" w:lineRule="auto" w:after="120" w:before="0"/>
-      </w:pPr>
       <w:r>
-        <w:rPr>
-          <w:rFonts w:ascii="Arial" w:eastAsia="Arial" w:hAnsi="Arial"/>
-          <w:color w:val="000000"/>
-          <w:sz w:val="22"/>
-          <w:lang w:val="ky-KG"/>
-        </w:rPr>
-        <w:t>Атасы кызынын аты ага ийгилик алып келет деп ишенген.</w:t>
+        <w:t>Австриялык ишкер Эмиль Еллинек кызы Мерседестин атын алгач автожарыштарда өзүнө каймана ат катары колдонгон. Кийин анын Daimler компаниясына буйрутма берген жаңы автоунаасы да ушул ат менен таанылган.</w:t>
       </w:r>
     </w:p>
     <w:p>
-      <w:pPr>
-        <w:keepNext w:val="0"/>
-        <w:keepLines w:val="0"/>
-        <w:pageBreakBefore w:val="0"/>
-        <w:widowControl/>
-        <w:spacing w:line="269" w:lineRule="auto" w:after="120" w:before="0"/>
-      </w:pPr>
       <w:r>
-        <w:rPr>
-          <w:rFonts w:ascii="Arial" w:eastAsia="Arial" w:hAnsi="Arial"/>
-          <w:color w:val="000000"/>
-          <w:sz w:val="22"/>
-          <w:lang w:val="ky-KG"/>
-        </w:rPr>
-        <w:t>Ошондой да болду…</w:t>
+        <w:t xml:space="preserve">1901-жылы Ниццадагы жарыш жумалыгында Mercedes автоунаалары чоң ийгиликке жеткен. 1902-жылы бул ат соода белгиси катары катталган. Ал эми 1926-жылы Daimler менен Benz бириккенде «Mercedes-Benz» деген ат пайда болгон. Ошентип, бир кыздын аты автоунаа тарыхынын бир бөлүгүнө айланган. </w:t>
       </w:r>
     </w:p>
     <w:p>
-      <w:pPr>
-        <w:keepNext w:val="0"/>
-        <w:keepLines w:val="0"/>
-        <w:pageBreakBefore w:val="0"/>
-        <w:widowControl/>
-        <w:spacing w:line="269" w:lineRule="auto" w:after="120" w:before="0"/>
-      </w:pPr>
       <w:r>
-        <w:rPr>
-          <w:rFonts w:ascii="Arial" w:eastAsia="Arial" w:hAnsi="Arial"/>
-          <w:color w:val="000000"/>
-          <w:sz w:val="22"/>
-          <w:lang w:val="ky-KG"/>
-        </w:rPr>
-        <w:t>Ал «Мерседес» деп атаган автомобиль катышкан жарыштарда удаа-удаа жеңишке жетти.</w:t>
+        <w:t xml:space="preserve">Бирок аты дүйнөгө таанылганы менен, Мерседес Еллинектин өз жашоосу жеңил болгон эмес. Биринчи никеси ажырашуу менен аяктап, экинчи күйөөсү үйлөнгөндөрүнөн бир нече ай өткөндө каза болгон. Мерседес өзү 1929-жылы, отуз тогуз жашында сөөк рагынан көз жумуп, Венанын Борбордук көрүстөнүнө коюлган. </w:t>
       </w:r>
     </w:p>
     <w:p>
-      <w:pPr>
-        <w:keepNext w:val="0"/>
-        <w:keepLines w:val="0"/>
-        <w:pageBreakBefore w:val="0"/>
-        <w:widowControl/>
-        <w:spacing w:line="269" w:lineRule="auto" w:after="120" w:before="0"/>
-      </w:pPr>
       <w:r>
-        <w:rPr>
-          <w:rFonts w:ascii="Arial" w:eastAsia="Arial" w:hAnsi="Arial"/>
-          <w:color w:val="000000"/>
-          <w:sz w:val="22"/>
-          <w:lang w:val="ky-KG"/>
-        </w:rPr>
-        <w:t>Ушул ийгиликтердин аркасында 1902-жылдан бүгүнкү күнгө чейин сан жеткис Мерседес автомобилдери чыгарылды.</w:t>
+        <w:t>Өмүрү кыска болсо да, аты жашап калды. Дүйнөгө белгилүү бул ысымдын артында бир ата менен анын сүйүктүү кызы турган.</w:t>
       </w:r>
     </w:p>
     <w:p>
-      <w:pPr>
-        <w:keepNext w:val="0"/>
-        <w:keepLines w:val="0"/>
-        <w:pageBreakBefore w:val="0"/>
-        <w:widowControl/>
-        <w:spacing w:line="269" w:lineRule="auto" w:after="120" w:before="0"/>
-      </w:pPr>
       <w:r>
         <w:rPr>
-          <w:rFonts w:ascii="Arial" w:eastAsia="Arial" w:hAnsi="Arial"/>
-          <w:color w:val="000000"/>
-          <w:sz w:val="22"/>
-          <w:lang w:val="ky-KG"/>
+          <w:b/>
+          <w:bCs/>
         </w:rPr>
-        <w:t>Атанын кызына болгон сүйүүсү Мерседес деген атты дүйнөдөгү эң ири автомобиль өндүрүүчүлөрдүн биринин брендине айлантты.</w:t>
+        <w:t>Сабак: Кээде дүйнөгө таанымал ысымдын артында бир үй-бүлөнүн сүйүү тарыхы жатат. Белгилүү маркалардын атын гана эмес, ошол атты алып жүргөн адамдардын өмүрүн да билүү баалуу.</w:t>
       </w:r>
     </w:p>
     <w:p>
-      <w:pPr>
-        <w:keepNext/>
-        <w:keepLines w:val="0"/>
-        <w:pageBreakBefore w:val="0"/>
-        <w:widowControl/>
-        <w:spacing w:line="269" w:lineRule="auto" w:after="120" w:before="0"/>
-      </w:pPr>
       <w:r>
         <w:rPr>
-          <w:rFonts w:ascii="Arial" w:eastAsia="Arial" w:hAnsi="Arial"/>
-          <w:color w:val="000000"/>
-          <w:sz w:val="22"/>
-          <w:lang w:val="ky-KG"/>
+          <w:i/>
+          <w:iCs/>
         </w:rPr>
-        <w:t>Эки жолу бактысыз турмуш курган Мерседес айым Венада жашаган. Ал 1929-жылы отуз тогуз жашында рак оорусунан каза болуп, Венада жерге берилген.</w:t>
+        <w:t>Аңгемелер интернеттен чогултулуп, жасалма интеллекттин жардамы менен иштелип чыккан. Бардык сүрөттөр жасалма интеллект аркылуу түзүлгөн.</w:t>
       </w:r>
     </w:p>
     <w:p>
-      <w:pPr>
-        <w:pStyle w:val="Moral"/>
-        <w:keepNext/>
-        <w:keepLines/>
-        <w:pageBreakBefore w:val="0"/>
-        <w:widowControl/>
-        <w:spacing w:before="120" w:after="120" w:line="269" w:lineRule="auto"/>
-        <w:ind w:left="240" w:right="240"/>
-        <w:rPr>
-          <w:lang/>
-        </w:rPr>
-      </w:pPr>
-      <w:r>
-        <w:rPr>
-          <w:rFonts w:ascii="Arial" w:hAnsi="Arial"/>
-          <w:b/>
-          <w:color w:val="000000"/>
-          <w:sz w:val="22"/>
-          <w:lang w:val="ky-KG"/>
-        </w:rPr>
-        <w:t>Сабак: Сүйүү менен коюлган ат, сүйүү менен жасалган иш дүйнөнү өзгөртө алат. Атанын мээрими бир атты түбөлүккө калтырды.</w:t>
-      </w:r>
-      <w:r>
-        <w:rPr>
-          <w:rFonts w:ascii="Arial" w:hAnsi="Arial"/>
-          <w:color w:val="000000"/>
-          <w:sz w:val="22"/>
-          <w:lang w:val="ky-KG"/>
-        </w:rPr>
-      </w:r>
+      <w:hyperlink r:id="rId7" w:history="1">
+        <w:r>
+          <w:rPr>
+            <w:rStyle w:val="Hyperlink"/>
+          </w:rPr>
+          <w:t>https://group.mercedes-benz.com/company/tradition/merce</w:t>
+        </w:r>
+        <w:r>
+          <w:rPr>
+            <w:rStyle w:val="Hyperlink"/>
+          </w:rPr>
+          <w:t>d</w:t>
+        </w:r>
+        <w:r>
+          <w:rPr>
+            <w:rStyle w:val="Hyperlink"/>
+          </w:rPr>
+          <w:t>es-benz/120-years-mercedes-brand-name.html</w:t>
+        </w:r>
+      </w:hyperlink>
     </w:p>
     <w:p>
-      <w:pPr>
-        <w:keepNext w:val="0"/>
-        <w:keepLines w:val="0"/>
-        <w:pageBreakBefore w:val="0"/>
-        <w:widowControl/>
-        <w:spacing w:before="0" w:after="160" w:line="269" w:lineRule="auto"/>
-        <w:jc w:val="right"/>
-      </w:pPr>
-      <w:r>
-        <w:rPr>
-          <w:rFonts w:ascii="Arial" w:eastAsia="Arial" w:hAnsi="Arial" w:cs="Arial"/>
-          <w:i/>
-          <w:color w:val="000000"/>
-          <w:sz w:val="18"/>
-          <w:lang w:val="ky-KG"/>
-        </w:rPr>
-        <w:t>Аңгемелер ачык интернет булактарынан алынган, иллюстрациялар болсо ЖИ менен түзүлгөн.</w:t>
-      </w:r>
+      <w:hyperlink r:id="rId8" w:history="1">
+        <w:r>
+          <w:rPr>
+            <w:rStyle w:val="Hyperlink"/>
+          </w:rPr>
+          <w:t>https://www.secret-classics.com/en/1</w:t>
+        </w:r>
+        <w:r>
+          <w:rPr>
+            <w:rStyle w:val="Hyperlink"/>
+          </w:rPr>
+          <w:t>2</w:t>
+        </w:r>
+        <w:r>
+          <w:rPr>
+            <w:rStyle w:val="Hyperlink"/>
+          </w:rPr>
+          <w:t>0-years-of-mercedes-as-a-brand/</w:t>
+        </w:r>
+      </w:hyperlink>
     </w:p>
+    <w:p/>
+    <w:p/>
     <w:sectPr>
-      <w:headerReference w:type="even" r:id="rId7"/>
-      <w:headerReference w:type="default" r:id="rId8"/>
-      <w:footerReference w:type="even" r:id="rId9"/>
-      <w:footerReference w:type="default" r:id="rId10"/>
-      <w:headerReference w:type="first" r:id="rId11"/>
-      <w:footerReference w:type="first" r:id="rId12"/>
+      <w:headerReference w:type="even" r:id="rId9"/>
+      <w:headerReference w:type="default" r:id="rId10"/>
+      <w:footerReference w:type="even" r:id="rId11"/>
+      <w:footerReference w:type="default" r:id="rId12"/>
+      <w:headerReference w:type="first" r:id="rId13"/>
+      <w:footerReference w:type="first" r:id="rId14"/>
       <w:pgSz w:w="11906" w:h="16838"/>
       <w:pgMar w:top="1440" w:right="1440" w:bottom="1440" w:left="1440" w:header="720" w:footer="720" w:gutter="0"/>
       <w:cols w:space="720"/>
@@ -1032,7 +930,6 @@
     </w:pPr>
     <w:rPr>
       <w:rFonts w:asciiTheme="majorHAnsi" w:eastAsiaTheme="majorEastAsia" w:hAnsiTheme="majorHAnsi" w:cstheme="majorBidi"/>
-      <w:color w:val="000000"/>
       <w:sz w:val="40"/>
       <w:szCs w:val="40"/>
     </w:rPr>
@@ -1054,7 +951,6 @@
     </w:pPr>
     <w:rPr>
       <w:rFonts w:asciiTheme="majorHAnsi" w:eastAsiaTheme="majorEastAsia" w:hAnsiTheme="majorHAnsi" w:cstheme="majorBidi"/>
-      <w:color w:val="000000"/>
       <w:sz w:val="32"/>
       <w:szCs w:val="32"/>
     </w:rPr>
@@ -1077,7 +973,6 @@
     </w:pPr>
     <w:rPr>
       <w:rFonts w:eastAsiaTheme="majorEastAsia" w:cstheme="majorBidi"/>
-      <w:color w:val="000000"/>
       <w:sz w:val="28"/>
       <w:szCs w:val="28"/>
     </w:rPr>
@@ -1102,7 +997,6 @@
       <w:rFonts w:eastAsiaTheme="majorEastAsia" w:cstheme="majorBidi"/>
       <w:i/>
       <w:iCs/>
-      <w:color w:val="000000"/>
     </w:rPr>
   </w:style>
   <w:style w:type="paragraph" w:styleId="Heading5">
@@ -1123,7 +1017,6 @@
     </w:pPr>
     <w:rPr>
       <w:rFonts w:eastAsiaTheme="majorEastAsia" w:cstheme="majorBidi"/>
-      <w:color w:val="000000"/>
     </w:rPr>
   </w:style>
   <w:style w:type="paragraph" w:styleId="Heading6">
@@ -1146,7 +1039,6 @@
       <w:rFonts w:eastAsiaTheme="majorEastAsia" w:cstheme="majorBidi"/>
       <w:i/>
       <w:iCs/>
-      <w:color w:val="000000"/>
     </w:rPr>
   </w:style>
   <w:style w:type="paragraph" w:styleId="Heading7">
@@ -1167,7 +1059,6 @@
     </w:pPr>
     <w:rPr>
       <w:rFonts w:eastAsiaTheme="majorEastAsia" w:cstheme="majorBidi"/>
-      <w:color w:val="000000"/>
     </w:rPr>
   </w:style>
   <w:style w:type="paragraph" w:styleId="Heading8">
@@ -1190,7 +1081,6 @@
       <w:rFonts w:eastAsiaTheme="majorEastAsia" w:cstheme="majorBidi"/>
       <w:i/>
       <w:iCs/>
-      <w:color w:val="000000"/>
     </w:rPr>
   </w:style>
   <w:style w:type="paragraph" w:styleId="Heading9">
@@ -1211,13 +1101,11 @@
     </w:pPr>
     <w:rPr>
       <w:rFonts w:eastAsiaTheme="majorEastAsia" w:cstheme="majorBidi"/>
-      <w:color w:val="000000"/>
     </w:rPr>
   </w:style>
   <w:style w:type="character" w:default="1" w:styleId="DefaultParagraphFont">
     <w:name w:val="Default Paragraph Font"/>
     <w:uiPriority w:val="1"/>
-    <w:semiHidden/>
     <w:unhideWhenUsed/>
   </w:style>
   <w:style w:type="table" w:default="1" w:styleId="TableNormal">
@@ -1373,7 +1261,6 @@
     </w:pPr>
     <w:rPr>
       <w:rFonts w:asciiTheme="majorHAnsi" w:eastAsiaTheme="majorEastAsia" w:hAnsiTheme="majorHAnsi" w:cstheme="majorBidi"/>
-      <w:color w:val="000000"/>
       <w:spacing w:val="-10"/>
       <w:kern w:val="28"/>
       <w:sz w:val="56"/>
@@ -1409,7 +1296,6 @@
     </w:pPr>
     <w:rPr>
       <w:rFonts w:eastAsiaTheme="majorEastAsia" w:cstheme="majorBidi"/>
-      <w:color w:val="000000"/>
       <w:spacing w:val="15"/>
       <w:sz w:val="28"/>
       <w:szCs w:val="28"/>
@@ -1444,7 +1330,6 @@
     <w:rPr>
       <w:i/>
       <w:iCs/>
-      <w:color w:val="000000"/>
     </w:rPr>
   </w:style>
   <w:style w:type="character" w:customStyle="1" w:styleId="QuoteChar">
@@ -1469,9 +1354,6 @@
       <w:ind w:left="720"/>
       <w:contextualSpacing/>
     </w:pPr>
-    <w:rPr>
-      <w:color w:val="000000"/>
-    </w:rPr>
   </w:style>
   <w:style w:type="character" w:styleId="IntenseEmphasis">
     <w:name w:val="Intense Emphasis"/>
@@ -1501,7 +1383,6 @@
     <w:rPr>
       <w:i/>
       <w:iCs/>
-      <w:color w:val="000000"/>
     </w:rPr>
   </w:style>
   <w:style w:type="character" w:customStyle="1" w:styleId="IntenseQuoteChar">
@@ -1541,9 +1422,6 @@
     <w:pPr>
       <w:spacing w:after="100"/>
     </w:pPr>
-    <w:rPr>
-      <w:color w:val="000000"/>
-    </w:rPr>
   </w:style>
   <w:style w:type="paragraph" w:customStyle="1" w:styleId="Moral">
     <w:name w:val="Moral"/>
@@ -1555,7 +1433,6 @@
     <w:rPr>
       <w:rFonts w:ascii="Arial" w:eastAsia="Arial" w:hAnsi="Arial"/>
       <w:i/>
-      <w:color w:val="000000"/>
       <w:kern w:val="0"/>
       <w:sz w:val="22"/>
       <w:szCs w:val="22"/>
@@ -1577,9 +1454,6 @@
       </w:tabs>
       <w:spacing w:after="0" w:line="240" w:lineRule="auto"/>
     </w:pPr>
-    <w:rPr>
-      <w:color w:val="000000"/>
-    </w:rPr>
   </w:style>
   <w:style w:type="character" w:customStyle="1" w:styleId="HeaderChar">
     <w:name w:val="Header Char"/>
@@ -1602,9 +1476,6 @@
       </w:tabs>
       <w:spacing w:after="0" w:line="240" w:lineRule="auto"/>
     </w:pPr>
-    <w:rPr>
-      <w:color w:val="000000"/>
-    </w:rPr>
   </w:style>
   <w:style w:type="character" w:customStyle="1" w:styleId="FooterChar">
     <w:name w:val="Footer Char"/>
@@ -1627,7 +1498,6 @@
     </w:pPr>
     <w:rPr>
       <w:rFonts w:eastAsiaTheme="minorEastAsia"/>
-      <w:color w:val="000000"/>
     </w:rPr>
   </w:style>
   <w:style w:type="paragraph" w:styleId="TOC3">
@@ -1644,7 +1514,6 @@
     </w:pPr>
     <w:rPr>
       <w:rFonts w:eastAsiaTheme="minorEastAsia"/>
-      <w:color w:val="000000"/>
     </w:rPr>
   </w:style>
   <w:style w:type="paragraph" w:styleId="TOC4">
@@ -1661,7 +1530,6 @@
     </w:pPr>
     <w:rPr>
       <w:rFonts w:eastAsiaTheme="minorEastAsia"/>
-      <w:color w:val="000000"/>
     </w:rPr>
   </w:style>
   <w:style w:type="paragraph" w:styleId="TOC5">
@@ -1678,7 +1546,6 @@
     </w:pPr>
     <w:rPr>
       <w:rFonts w:eastAsiaTheme="minorEastAsia"/>
-      <w:color w:val="000000"/>
     </w:rPr>
   </w:style>
   <w:style w:type="paragraph" w:styleId="TOC6">
@@ -1695,7 +1562,6 @@
     </w:pPr>
     <w:rPr>
       <w:rFonts w:eastAsiaTheme="minorEastAsia"/>
-      <w:color w:val="000000"/>
     </w:rPr>
   </w:style>
   <w:style w:type="paragraph" w:styleId="TOC7">
@@ -1712,7 +1578,6 @@
     </w:pPr>
     <w:rPr>
       <w:rFonts w:eastAsiaTheme="minorEastAsia"/>
-      <w:color w:val="000000"/>
     </w:rPr>
   </w:style>
   <w:style w:type="paragraph" w:styleId="TOC8">
@@ -1729,7 +1594,6 @@
     </w:pPr>
     <w:rPr>
       <w:rFonts w:eastAsiaTheme="minorEastAsia"/>
-      <w:color w:val="000000"/>
     </w:rPr>
   </w:style>
   <w:style w:type="paragraph" w:styleId="TOC9">
@@ -1746,7 +1610,6 @@
     </w:pPr>
     <w:rPr>
       <w:rFonts w:eastAsiaTheme="minorEastAsia"/>
-      <w:color w:val="000000"/>
     </w:rPr>
   </w:style>
   <w:style w:type="paragraph" w:styleId="TOCHeading">
@@ -1762,7 +1625,6 @@
       <w:outlineLvl w:val="9"/>
     </w:pPr>
     <w:rPr>
-      <w:color w:val="000000"/>
       <w:kern w:val="0"/>
       <w:sz w:val="32"/>
       <w:szCs w:val="32"/>
@@ -1791,6 +1653,18 @@
     <w:rPr>
       <w:color w:val="605E5C"/>
       <w:shd w:val="clear" w:color="auto" w:fill="E1DFDD"/>
+    </w:rPr>
+  </w:style>
+  <w:style w:type="character" w:styleId="FollowedHyperlink">
+    <w:name w:val="FollowedHyperlink"/>
+    <w:basedOn w:val="DefaultParagraphFont"/>
+    <w:uiPriority w:val="99"/>
+    <w:semiHidden/>
+    <w:unhideWhenUsed/>
+    <w:rsid w:val="008C5486"/>
+    <w:rPr>
+      <w:color w:val="96607D" w:themeColor="followedHyperlink"/>
+      <w:u w:val="single"/>
     </w:rPr>
   </w:style>
 </w:styles>
